--- a/Results/pheno_sd_results.docx
+++ b/Results/pheno_sd_results.docx
@@ -642,7 +642,7 @@
                 <w:szCs w:val="22"/>
                 <w:color w:val="000000"/>
               </w:rPr>
-              <w:t xml:space="preserve">1.5335</w:t>
+              <w:t xml:space="preserve">1.5324</w:t>
             </w:r>
           </w:p>
         </w:tc>
@@ -982,7 +982,7 @@
                 <w:szCs w:val="22"/>
                 <w:color w:val="000000"/>
               </w:rPr>
-              <w:t xml:space="preserve">1.0996</w:t>
+              <w:t xml:space="preserve">1.1011</w:t>
             </w:r>
           </w:p>
         </w:tc>
@@ -1152,7 +1152,7 @@
                 <w:szCs w:val="22"/>
                 <w:color w:val="000000"/>
               </w:rPr>
-              <w:t xml:space="preserve">0.9219</w:t>
+              <w:t xml:space="preserve">0.9212</w:t>
             </w:r>
           </w:p>
         </w:tc>
@@ -1492,7 +1492,7 @@
                 <w:szCs w:val="22"/>
                 <w:color w:val="000000"/>
               </w:rPr>
-              <w:t xml:space="preserve">0.2192</w:t>
+              <w:t xml:space="preserve">0.2016</w:t>
             </w:r>
           </w:p>
         </w:tc>
@@ -1662,7 +1662,7 @@
                 <w:szCs w:val="22"/>
                 <w:color w:val="000000"/>
               </w:rPr>
-              <w:t xml:space="preserve">0.1667</w:t>
+              <w:t xml:space="preserve">0.1681</w:t>
             </w:r>
           </w:p>
         </w:tc>
@@ -1894,7 +1894,7 @@
       </w:tr>
       <w:tr>
         <w:trPr>
-          <w:trHeight w:val="572" w:hRule="auto"/>
+          <w:trHeight w:val="571" w:hRule="auto"/>
         </w:trPr>
         <w:tc>
           <w:tcPr>
@@ -2002,7 +2002,7 @@
                 <w:szCs w:val="22"/>
                 <w:color w:val="000000"/>
               </w:rPr>
-              <w:t xml:space="preserve">2.7432</w:t>
+              <w:t xml:space="preserve">2.7574</w:t>
             </w:r>
           </w:p>
         </w:tc>
@@ -2512,7 +2512,7 @@
                 <w:szCs w:val="22"/>
                 <w:color w:val="000000"/>
               </w:rPr>
-              <w:t xml:space="preserve">875.28</w:t>
+              <w:t xml:space="preserve">875.38</w:t>
             </w:r>
           </w:p>
         </w:tc>
@@ -2567,7 +2567,7 @@
                 <w:szCs w:val="22"/>
                 <w:color w:val="000000"/>
               </w:rPr>
-              <w:t xml:space="preserve">876.62</w:t>
+              <w:t xml:space="preserve">876.61</w:t>
             </w:r>
           </w:p>
         </w:tc>
@@ -2682,7 +2682,7 @@
                 <w:szCs w:val="22"/>
                 <w:color w:val="000000"/>
               </w:rPr>
-              <w:t xml:space="preserve">889.28</w:t>
+              <w:t xml:space="preserve">889.38</w:t>
             </w:r>
           </w:p>
         </w:tc>
@@ -2737,7 +2737,7 @@
                 <w:szCs w:val="22"/>
                 <w:color w:val="000000"/>
               </w:rPr>
-              <w:t xml:space="preserve">890.62</w:t>
+              <w:t xml:space="preserve">890.61</w:t>
             </w:r>
           </w:p>
         </w:tc>
@@ -2852,7 +2852,7 @@
                 <w:szCs w:val="22"/>
                 <w:color w:val="000000"/>
               </w:rPr>
-              <w:t xml:space="preserve">903.82</w:t>
+              <w:t xml:space="preserve">903.93</w:t>
             </w:r>
           </w:p>
         </w:tc>
@@ -3022,7 +3022,7 @@
                 <w:szCs w:val="22"/>
                 <w:color w:val="000000"/>
               </w:rPr>
-              <w:t xml:space="preserve">906.72</w:t>
+              <w:t xml:space="preserve">906.82</w:t>
             </w:r>
           </w:p>
         </w:tc>
@@ -3077,7 +3077,7 @@
                 <w:szCs w:val="22"/>
                 <w:color w:val="000000"/>
               </w:rPr>
-              <w:t xml:space="preserve">908.06</w:t>
+              <w:t xml:space="preserve">908.05</w:t>
             </w:r>
           </w:p>
         </w:tc>
